--- a/resumes/docx/Rohan_Malhotra_Resume_General.docx
+++ b/resumes/docx/Rohan_Malhotra_Resume_General.docx
@@ -146,7 +146,7 @@
           <w:i w:val="0"/>
           <w:sz w:val="20"/>
         </w:rPr>
-        <w:t>NYU Computer Science student (accelerated, May 2027) building quantitative, AI, and robotics systems: LLM tools and Spot robot vision at IBM, prediction-market risk research at Kalshi, and imaging tests for an ISS-deployed CubeSat.</w:t>
+        <w:t>NYU Math and Computer Science double major (accelerated, May 2027) building quantitative, AI, and robotics systems: LLM tools and Spot robot vision at IBM, prediction-market risk research at Kalshi, and imaging tests for an ISS-deployed CubeSat.</w:t>
       </w:r>
     </w:p>
     <w:p>
@@ -219,7 +219,7 @@
           <w:i/>
           <w:sz w:val="20"/>
         </w:rPr>
-        <w:t>B.A. in Computer Science, Minor in Mathematics</w:t>
+        <w:t>B.A. in Mathematics and Computer Science (Double Major)</w:t>
       </w:r>
       <w:r>
         <w:rPr>
